--- a/docs/docsAula/EstruturaDados.docx
+++ b/docs/docsAula/EstruturaDados.docx
@@ -1649,6 +1649,76 @@
           </w:p>
         </w:tc>
       </w:tr>
+      <w:tr>
+        <w:tc>
+          <w:tcPr>
+            <w:tcW w:type="dxa" w:w="900"/>
+            <w:vAlign w:val="center"/>
+            <w:tcMar>
+              <w:top w:w="80" w:type="dxa"/>
+              <w:start w:w="80" w:type="dxa"/>
+              <w:bottom w:w="80" w:type="dxa"/>
+              <w:end w:w="80" w:type="dxa"/>
+            </w:tcMar>
+          </w:tcPr>
+          <w:p>
+            <w:r>
+              <w:t>2.1</w:t>
+            </w:r>
+          </w:p>
+        </w:tc>
+        <w:tc>
+          <w:tcPr>
+            <w:tcW w:type="dxa" w:w="1200"/>
+            <w:vAlign w:val="center"/>
+            <w:tcMar>
+              <w:top w:w="80" w:type="dxa"/>
+              <w:start w:w="80" w:type="dxa"/>
+              <w:bottom w:w="80" w:type="dxa"/>
+              <w:end w:w="80" w:type="dxa"/>
+            </w:tcMar>
+          </w:tcPr>
+          <w:p>
+            <w:r>
+              <w:t>23/09/2026</w:t>
+            </w:r>
+          </w:p>
+        </w:tc>
+        <w:tc>
+          <w:tcPr>
+            <w:tcW w:type="dxa" w:w="2600"/>
+            <w:vAlign w:val="center"/>
+            <w:tcMar>
+              <w:top w:w="80" w:type="dxa"/>
+              <w:start w:w="80" w:type="dxa"/>
+              <w:bottom w:w="80" w:type="dxa"/>
+              <w:end w:w="80" w:type="dxa"/>
+            </w:tcMar>
+          </w:tcPr>
+          <w:p>
+            <w:r>
+              <w:t>Adendo de esclarecimento à seção 3.4</w:t>
+            </w:r>
+          </w:p>
+        </w:tc>
+        <w:tc>
+          <w:tcPr>
+            <w:tcW w:type="dxa" w:w="5500"/>
+            <w:vAlign w:val="center"/>
+            <w:tcMar>
+              <w:top w:w="80" w:type="dxa"/>
+              <w:start w:w="80" w:type="dxa"/>
+              <w:bottom w:w="80" w:type="dxa"/>
+              <w:end w:w="80" w:type="dxa"/>
+            </w:tcMar>
+          </w:tcPr>
+          <w:p>
+            <w:r>
+              <w:t>Revisão cruzada com o documento da Fase 2. A seção 3.4 descreve a estrutura da fila de varredura como mantida; o termo correto é adotada, porque o código passou de uma lista consumida com pop(0) para collections.deque. A razão da adoção não é desempenho no tamanho real de operação — a medição registra ganho de 1,0× em 30 páginas — e sim a eliminação do único termo quadrático do laço de rastreamento, o que torna um aumento de max_pages uma mudança de configuração. O documento da Fase 2, seção 6.3, registra a decisão nesses termos. Este adendo apenas acrescenta esta linha; nenhuma linha anterior foi alterada ou removida.</w:t>
+            </w:r>
+          </w:p>
+        </w:tc>
+      </w:tr>
     </w:tbl>
     <w:p>
       <w:pPr>
